--- a/Proyecto claudia/SanOu_Propuesta_Mayoristas.docx
+++ b/Proyecto claudia/SanOu_Propuesta_Mayoristas.docx
@@ -30,7 +30,7 @@
           <w:sz w:val="40"/>
           <w:szCs w:val="40"/>
         </w:rPr>
-        <w:t xml:space="preserve">HERRAMIENTAS HIDRAULICAS</w:t>
+        <w:t xml:space="preserve">HERRAMIENTAS HIDRÁULICAS</w:t>
       </w:r>
     </w:p>
     <w:p>
@@ -91,7 +91,7 @@
           <w:sz w:val="30"/>
           <w:szCs w:val="30"/>
         </w:rPr>
-        <w:t xml:space="preserve">  QUIENES SOMOS</w:t>
+        <w:t xml:space="preserve">  QUIÉNES SOMOS</w:t>
       </w:r>
     </w:p>
     <w:p>
@@ -104,7 +104,7 @@
           <w:sz w:val="21"/>
           <w:szCs w:val="21"/>
         </w:rPr>
-        <w:t xml:space="preserve">Somos una marca argentina de herramientas hidraulicas e industriales, pensada para quienes trabajan todos los dias y necesitan equipos que respondan de verdad. Acompanamos a electricistas, tecnicos, talleres y empresas con productos confiables, buena atencion y asesoramiento personalizado. Pinzas hidraulicas, dobladoras, cilindros, sacabocados, mordazas, punzonadoras y mas — todo con stock disponible, garantia y soporte directo.</w:t>
+        <w:t xml:space="preserve">Somos una marca argentina de herramientas hidráulicas e industriales, pensada para quienes trabajan todos los días y necesitan equipos que respondan de verdad. Acompañamos a electricistas, técnicos, talleres y empresas con productos confiables, buena atención y asesoramiento personalizado. Pinzas hidráulicas, dobladoras, cilindros, sacabocados, mordazas, punzonadoras y más — todo con stock disponible, garantía y soporte directo.</w:t>
       </w:r>
     </w:p>
     <w:p>
@@ -137,7 +137,7 @@
           <w:sz w:val="30"/>
           <w:szCs w:val="30"/>
         </w:rPr>
-        <w:t xml:space="preserve">  POR QUE SER REVENDEDOR</w:t>
+        <w:t xml:space="preserve">  POR QUÉ SER REVENDEDOR</w:t>
       </w:r>
     </w:p>
     <w:p>
@@ -215,7 +215,7 @@
                 <w:sz w:val="19"/>
                 <w:szCs w:val="19"/>
               </w:rPr>
-              <w:t xml:space="preserve">Margenes que hacen rentable tu negocio desde el primer pedido.</w:t>
+              <w:t xml:space="preserve">Márgenes que hacen rentable tu negocio desde el primer pedido.</w:t>
             </w:r>
           </w:p>
         </w:tc>
@@ -263,7 +263,7 @@
                 <w:sz w:val="19"/>
                 <w:szCs w:val="19"/>
               </w:rPr>
-              <w:t xml:space="preserve">Acceso prioritario a todo el catalogo con disponibilidad inmediata.</w:t>
+              <w:t xml:space="preserve">Acceso prioritario a todo el catálogo con disponibilidad inmediata.</w:t>
             </w:r>
           </w:p>
         </w:tc>
@@ -297,7 +297,7 @@
                 <w:sz w:val="21"/>
                 <w:szCs w:val="21"/>
               </w:rPr>
-              <w:t xml:space="preserve">🤝 Atencion directa</w:t>
+              <w:t xml:space="preserve">🤝 Atención directa</w:t>
             </w:r>
           </w:p>
           <w:p>
@@ -311,7 +311,7 @@
                 <w:sz w:val="19"/>
                 <w:szCs w:val="19"/>
               </w:rPr>
-              <w:t xml:space="preserve">Trabajas con el equipo San Ou sin intermediarios.</w:t>
+              <w:t xml:space="preserve">Trabás con el equipo San Ou sin intermediarios.</w:t>
             </w:r>
           </w:p>
         </w:tc>
@@ -378,7 +378,7 @@
                 <w:sz w:val="21"/>
                 <w:szCs w:val="21"/>
               </w:rPr>
-              <w:t xml:space="preserve">🚚 Envios a todo el pais</w:t>
+              <w:t xml:space="preserve">🚚 Envíos a todo el país</w:t>
             </w:r>
           </w:p>
           <w:p>
@@ -392,7 +392,7 @@
                 <w:sz w:val="19"/>
                 <w:szCs w:val="19"/>
               </w:rPr>
-              <w:t xml:space="preserve">Despachamos a cualquier punto del pais.</w:t>
+              <w:t xml:space="preserve">Despachamos a cualquier punto del país.</w:t>
             </w:r>
           </w:p>
         </w:tc>
@@ -474,7 +474,7 @@
                 <w:sz w:val="21"/>
                 <w:szCs w:val="21"/>
               </w:rPr>
-              <w:t xml:space="preserve">🔧 Soporte tecnico</w:t>
+              <w:t xml:space="preserve">🔧 Soporte técnico</w:t>
             </w:r>
           </w:p>
           <w:p>
@@ -524,7 +524,7 @@
           <w:sz w:val="30"/>
           <w:szCs w:val="30"/>
         </w:rPr>
-        <w:t xml:space="preserve">  CATALOGO Y PRECIOS MAYORISTAS</w:t>
+        <w:t xml:space="preserve">  CATÁLOGO Y PRECIOS MAYORISTAS</w:t>
       </w:r>
     </w:p>
     <w:p>
@@ -559,7 +559,7 @@
           <w:sz w:val="24"/>
           <w:szCs w:val="24"/>
         </w:rPr>
-        <w:t xml:space="preserve">Pinzas Hidraulicas</w:t>
+        <w:t xml:space="preserve">Pinzas Hidráulicas</w:t>
       </w:r>
     </w:p>
     <w:tbl>
@@ -717,7 +717,7 @@
                 <w:sz w:val="20"/>
                 <w:szCs w:val="20"/>
               </w:rPr>
-              <w:t xml:space="preserve">Pinza Hidraulica HHY-70A (6-70 mm2)</w:t>
+              <w:t xml:space="preserve">Pinza Hidráulica HHY-70A (6–70 mm²)</w:t>
             </w:r>
           </w:p>
         </w:tc>
@@ -821,7 +821,7 @@
                 <w:sz w:val="20"/>
                 <w:szCs w:val="20"/>
               </w:rPr>
-              <w:t xml:space="preserve">Pinza Hidraulica HHY-120A (10-120 mm2)</w:t>
+              <w:t xml:space="preserve">Pinza Hidráulica HHY-120A (10–120 mm²)</w:t>
             </w:r>
           </w:p>
         </w:tc>
@@ -925,7 +925,7 @@
                 <w:sz w:val="20"/>
                 <w:szCs w:val="20"/>
               </w:rPr>
-              <w:t xml:space="preserve">Pinza Hidraulica HHY-300A (16-300 mm2)</w:t>
+              <w:t xml:space="preserve">Pinza Hidráulica HHY-300A (16–300 mm²)</w:t>
             </w:r>
           </w:p>
         </w:tc>
@@ -1029,7 +1029,7 @@
                 <w:sz w:val="20"/>
                 <w:szCs w:val="20"/>
               </w:rPr>
-              <w:t xml:space="preserve">Pinza Hidraulica HHYJ-50 (6-50 mm2)</w:t>
+              <w:t xml:space="preserve">Pinza Hidráulica HHYJ-50 (6–50 mm²)</w:t>
             </w:r>
           </w:p>
         </w:tc>
@@ -1133,7 +1133,7 @@
                 <w:sz w:val="20"/>
                 <w:szCs w:val="20"/>
               </w:rPr>
-              <w:t xml:space="preserve">Pinza Hidraulica HHY-300 con zafe (16-300 mm2)</w:t>
+              <w:t xml:space="preserve">Pinza Hidráulica HHY-300 con zafe (16–300 mm²)</w:t>
             </w:r>
           </w:p>
         </w:tc>
@@ -1237,7 +1237,7 @@
                 <w:sz w:val="20"/>
                 <w:szCs w:val="20"/>
               </w:rPr>
-              <w:t xml:space="preserve">Pinza Hidraulica HHY-300CF + Bomba (16-300 mm2)</w:t>
+              <w:t xml:space="preserve">Pinza Hidráulica HHY-300CF + Bomba (16–300 mm²)</w:t>
             </w:r>
           </w:p>
         </w:tc>
@@ -1341,7 +1341,7 @@
                 <w:sz w:val="20"/>
                 <w:szCs w:val="20"/>
               </w:rPr>
-              <w:t xml:space="preserve">Pinza Hidraulica HHY-400A (16-400 mm2)</w:t>
+              <w:t xml:space="preserve">Pinza Hidráulica HHY-400A (16–400 mm²)</w:t>
             </w:r>
           </w:p>
         </w:tc>
@@ -1445,7 +1445,7 @@
                 <w:sz w:val="20"/>
                 <w:szCs w:val="20"/>
               </w:rPr>
-              <w:t xml:space="preserve">Pinza Hidraulica HHY-400B con Zafe (16-400 mm2)</w:t>
+              <w:t xml:space="preserve">Pinza Hidráulica HHY-400B con Zafe (16–400 mm²)</w:t>
             </w:r>
           </w:p>
         </w:tc>
@@ -1549,7 +1549,7 @@
                 <w:sz w:val="20"/>
                 <w:szCs w:val="20"/>
               </w:rPr>
-              <w:t xml:space="preserve">Pinza Hidraulica HHY-500 + Bomba (16-500 mm2)</w:t>
+              <w:t xml:space="preserve">Pinza Hidráulica HHY-500 + Bomba (16–500 mm²)</w:t>
             </w:r>
           </w:p>
         </w:tc>
@@ -1652,7 +1652,7 @@
           <w:sz w:val="24"/>
           <w:szCs w:val="24"/>
         </w:rPr>
-        <w:t xml:space="preserve">Dobladoras de Cano y Barras</w:t>
+        <w:t xml:space="preserve">Dobladoras de Caño y Barras</w:t>
       </w:r>
     </w:p>
     <w:tbl>
@@ -1810,7 +1810,7 @@
                 <w:sz w:val="20"/>
                 <w:szCs w:val="20"/>
               </w:rPr>
-              <w:t xml:space="preserve">Dobladora de Canos HHW-2J (1/2"-2")</w:t>
+              <w:t xml:space="preserve">Dobladora de Caños HHW-2J (1/2"–2")</w:t>
             </w:r>
           </w:p>
         </w:tc>
@@ -1914,7 +1914,7 @@
                 <w:sz w:val="20"/>
                 <w:szCs w:val="20"/>
               </w:rPr>
-              <w:t xml:space="preserve">Dobladora de Canos HHW-3J (1/2"-3")</w:t>
+              <w:t xml:space="preserve">Dobladora de Caños HHW-3J (1/2"–3")</w:t>
             </w:r>
           </w:p>
         </w:tc>
@@ -2018,7 +2018,7 @@
                 <w:sz w:val="20"/>
                 <w:szCs w:val="20"/>
               </w:rPr>
-              <w:t xml:space="preserve">Dobladora de Canos manual HHW-25S</w:t>
+              <w:t xml:space="preserve">Dobladora de Caños manual HHW-25S</w:t>
             </w:r>
           </w:p>
         </w:tc>
@@ -2383,7 +2383,7 @@
                 <w:sz w:val="20"/>
                 <w:szCs w:val="20"/>
               </w:rPr>
-              <w:t xml:space="preserve">Cortadora Hidraulica HHG-16 (hasta 16 mm)</w:t>
+              <w:t xml:space="preserve">Cortadora Hidráulica HHG-16 (hasta Ø16 mm)</w:t>
             </w:r>
           </w:p>
         </w:tc>
@@ -2487,7 +2487,7 @@
                 <w:sz w:val="20"/>
                 <w:szCs w:val="20"/>
               </w:rPr>
-              <w:t xml:space="preserve">Cortadora Hidraulica HHG-22 (4-22 mm)</w:t>
+              <w:t xml:space="preserve">Cortadora Hidráulica HHG-22 (Ø4–22 mm)</w:t>
             </w:r>
           </w:p>
         </w:tc>
@@ -3475,7 +3475,7 @@
           <w:sz w:val="24"/>
           <w:szCs w:val="24"/>
         </w:rPr>
-        <w:t xml:space="preserve">Bomba Hidraulica</w:t>
+        <w:t xml:space="preserve">Bomba Hidráulica</w:t>
       </w:r>
     </w:p>
     <w:tbl>
@@ -3633,7 +3633,7 @@
                 <w:sz w:val="20"/>
                 <w:szCs w:val="20"/>
               </w:rPr>
-              <w:t xml:space="preserve">Bomba Hidraulica Manual HHB-700 (700 bar)</w:t>
+              <w:t xml:space="preserve">Bomba Hidráulica Manual HHB-700 (700 bar)</w:t>
             </w:r>
           </w:p>
         </w:tc>
@@ -3736,7 +3736,7 @@
           <w:sz w:val="24"/>
           <w:szCs w:val="24"/>
         </w:rPr>
-        <w:t xml:space="preserve">Sacabocados Hidraulicos</w:t>
+        <w:t xml:space="preserve">Sacabocados Hidráulicos</w:t>
       </w:r>
     </w:p>
     <w:tbl>
@@ -3894,7 +3894,7 @@
                 <w:sz w:val="20"/>
                 <w:szCs w:val="20"/>
               </w:rPr>
-              <w:t xml:space="preserve">Sacabocados Hidraulico HHK-8 (22-60 mm)</w:t>
+              <w:t xml:space="preserve">Sacabocados Hidráulico HHK-8 (22–60 mm)</w:t>
             </w:r>
           </w:p>
         </w:tc>
@@ -3998,7 +3998,7 @@
                 <w:sz w:val="20"/>
                 <w:szCs w:val="20"/>
               </w:rPr>
-              <w:t xml:space="preserve">Sacabocados Hidraulico HHK-8C Monoblock (22-60 mm)</w:t>
+              <w:t xml:space="preserve">Sacabocados Hidráulico HHK-8C Monoblock (22–60 mm)</w:t>
             </w:r>
           </w:p>
         </w:tc>
@@ -4102,7 +4102,7 @@
                 <w:sz w:val="20"/>
                 <w:szCs w:val="20"/>
               </w:rPr>
-              <w:t xml:space="preserve">Sacabocados Hidraulico HHK-15 (63-114 mm)</w:t>
+              <w:t xml:space="preserve">Sacabocados Hidráulico HHK-15 (63–114 mm)</w:t>
             </w:r>
           </w:p>
         </w:tc>
@@ -4205,7 +4205,7 @@
           <w:sz w:val="24"/>
           <w:szCs w:val="24"/>
         </w:rPr>
-        <w:t xml:space="preserve">Cilindros Hidraulicos</w:t>
+        <w:t xml:space="preserve">Cilindros Hidráulicos</w:t>
       </w:r>
     </w:p>
     <w:tbl>
@@ -4363,7 +4363,7 @@
                 <w:sz w:val="20"/>
                 <w:szCs w:val="20"/>
               </w:rPr>
-              <w:t xml:space="preserve">Cilindro Hidraulico HHYG-10D (10 Ton)</w:t>
+              <w:t xml:space="preserve">Cilindro Hidráulico HHYG-10D (10 Ton)</w:t>
             </w:r>
           </w:p>
         </w:tc>
@@ -4467,7 +4467,7 @@
                 <w:sz w:val="20"/>
                 <w:szCs w:val="20"/>
               </w:rPr>
-              <w:t xml:space="preserve">Cilindro Hidraulico HHYG-20D (20 Ton)</w:t>
+              <w:t xml:space="preserve">Cilindro Hidráulico HHYG-20D (20 Ton)</w:t>
             </w:r>
           </w:p>
         </w:tc>
@@ -4571,7 +4571,7 @@
                 <w:sz w:val="20"/>
                 <w:szCs w:val="20"/>
               </w:rPr>
-              <w:t xml:space="preserve">Cilindro Hidraulico HHYG-30D (30 Ton)</w:t>
+              <w:t xml:space="preserve">Cilindro Hidráulico HHYG-30D (30 Ton)</w:t>
             </w:r>
           </w:p>
         </w:tc>
@@ -4675,7 +4675,7 @@
                 <w:sz w:val="20"/>
                 <w:szCs w:val="20"/>
               </w:rPr>
-              <w:t xml:space="preserve">Cilindro Hidraulico HHYG-50D (50 Ton)</w:t>
+              <w:t xml:space="preserve">Cilindro Hidráulico HHYG-50D (50 Ton)</w:t>
             </w:r>
           </w:p>
         </w:tc>
@@ -4779,7 +4779,7 @@
                 <w:sz w:val="20"/>
                 <w:szCs w:val="20"/>
               </w:rPr>
-              <w:t xml:space="preserve">Cilindro Hidraulico HHYG-100D (100 Ton)</w:t>
+              <w:t xml:space="preserve">Cilindro Hidráulico HHYG-100D (100 Ton)</w:t>
             </w:r>
           </w:p>
         </w:tc>
@@ -5144,7 +5144,7 @@
                 <w:sz w:val="20"/>
                 <w:szCs w:val="20"/>
               </w:rPr>
-              <w:t xml:space="preserve">Cortadora Hidraulica HHM-150VQ (150x10 mm)</w:t>
+              <w:t xml:space="preserve">Cortadora Hidráulica HHM-150VQ (150×10 mm)</w:t>
             </w:r>
           </w:p>
         </w:tc>
@@ -5248,7 +5248,7 @@
                 <w:sz w:val="20"/>
                 <w:szCs w:val="20"/>
               </w:rPr>
-              <w:t xml:space="preserve">Cortadora Hidraulica HHM-150Q (150x10 mm)</w:t>
+              <w:t xml:space="preserve">Cortadora Hidráulica HHM-150Q (150×10 mm)</w:t>
             </w:r>
           </w:p>
         </w:tc>
@@ -5351,7 +5351,7 @@
           <w:sz w:val="24"/>
           <w:szCs w:val="24"/>
         </w:rPr>
-        <w:t xml:space="preserve">Extractor Hidraulico</w:t>
+        <w:t xml:space="preserve">Extractor Hidráulico</w:t>
       </w:r>
     </w:p>
     <w:tbl>
@@ -5509,7 +5509,7 @@
                 <w:sz w:val="20"/>
                 <w:szCs w:val="20"/>
               </w:rPr>
-              <w:t xml:space="preserve">Extractor Hidraulico HHL-5 (5 Ton)</w:t>
+              <w:t xml:space="preserve">Extractor Hidráulico HHL-5 (5 Ton)</w:t>
             </w:r>
           </w:p>
         </w:tc>
@@ -5770,7 +5770,7 @@
                 <w:sz w:val="20"/>
                 <w:szCs w:val="20"/>
               </w:rPr>
-              <w:t xml:space="preserve">Punzonadora Hidraulica HHM-60 (3/8"-3/4")</w:t>
+              <w:t xml:space="preserve">Punzonadora Hidráulica HHM-60 (3/8"–3/4")</w:t>
             </w:r>
           </w:p>
         </w:tc>
@@ -5873,7 +5873,7 @@
           <w:sz w:val="24"/>
           <w:szCs w:val="24"/>
         </w:rPr>
-        <w:t xml:space="preserve">Herramientas para Vehiculos</w:t>
+        <w:t xml:space="preserve">Herramientas para Vehículos</w:t>
       </w:r>
     </w:p>
     <w:tbl>
@@ -6031,7 +6031,7 @@
                 <w:sz w:val="20"/>
                 <w:szCs w:val="20"/>
               </w:rPr>
-              <w:t xml:space="preserve">Multiplicador de Fuerza Torque Camion/Tractor (7500 Nm)</w:t>
+              <w:t xml:space="preserve">Multiplicador de Fuerza Torque Camión/Tractor (7500 Nm)</w:t>
             </w:r>
           </w:p>
         </w:tc>
@@ -6135,7 +6135,7 @@
                 <w:sz w:val="20"/>
                 <w:szCs w:val="20"/>
               </w:rPr>
-              <w:t xml:space="preserve">Kit Extractor de Rulemanes Cepo Grande 9 Pzas (75-105 mm)</w:t>
+              <w:t xml:space="preserve">Kit Extractor de Rulemanes Cepo Grande 9 Pzas (75–105 mm)</w:t>
             </w:r>
           </w:p>
         </w:tc>
@@ -6343,7 +6343,7 @@
                 <w:sz w:val="20"/>
                 <w:szCs w:val="20"/>
               </w:rPr>
-              <w:t xml:space="preserve">Extractores de Rotulas, Extremos y Pitman Universal (5 Pz)</w:t>
+              <w:t xml:space="preserve">Extractores de Rótulas, Extremos y Pitman Universal (5 Pz)</w:t>
             </w:r>
           </w:p>
         </w:tc>
@@ -6617,7 +6617,7 @@
                 <w:sz w:val="20"/>
                 <w:szCs w:val="20"/>
               </w:rPr>
-              <w:t xml:space="preserve">CONDICION</w:t>
+              <w:t xml:space="preserve">CONDICIÓN</w:t>
             </w:r>
           </w:p>
         </w:tc>
@@ -6687,7 +6687,7 @@
                 <w:sz w:val="20"/>
                 <w:szCs w:val="20"/>
               </w:rPr>
-              <w:t xml:space="preserve">Pedido minimo</w:t>
+              <w:t xml:space="preserve">Pedido mínimo</w:t>
             </w:r>
           </w:p>
         </w:tc>
@@ -6861,7 +6861,7 @@
                 <w:sz w:val="20"/>
                 <w:szCs w:val="20"/>
               </w:rPr>
-              <w:t xml:space="preserve">Retiro en deposito CABA o envio por transportista.</w:t>
+              <w:t xml:space="preserve">Retiro en depósito CABA o envío por transportista.</w:t>
             </w:r>
           </w:p>
         </w:tc>
@@ -6897,7 +6897,7 @@
                 <w:sz w:val="20"/>
                 <w:szCs w:val="20"/>
               </w:rPr>
-              <w:t xml:space="preserve">Garantia</w:t>
+              <w:t xml:space="preserve">Garantía</w:t>
             </w:r>
           </w:p>
         </w:tc>
@@ -6931,7 +6931,7 @@
                 <w:sz w:val="20"/>
                 <w:szCs w:val="20"/>
               </w:rPr>
-              <w:t xml:space="preserve">Garantia de fabrica en todos los productos. Gestion directa con San Ou.</w:t>
+              <w:t xml:space="preserve">Garantía de fábrica en todos los productos. Gestión directa con San Ou.</w:t>
             </w:r>
           </w:p>
         </w:tc>
@@ -6967,7 +6967,7 @@
           <w:sz w:val="30"/>
           <w:szCs w:val="30"/>
         </w:rPr>
-        <w:t xml:space="preserve">  COMO SUMARSE</w:t>
+        <w:t xml:space="preserve">  CÓMO SUMARSE</w:t>
       </w:r>
     </w:p>
     <w:p>
@@ -7126,7 +7126,7 @@
                 <w:sz w:val="19"/>
                 <w:szCs w:val="19"/>
               </w:rPr>
-              <w:t xml:space="preserve">catalogo y condiciones</w:t>
+              <w:t xml:space="preserve">catálogo y condiciones</w:t>
             </w:r>
           </w:p>
         </w:tc>
@@ -7190,7 +7190,7 @@
                 <w:sz w:val="19"/>
                 <w:szCs w:val="19"/>
               </w:rPr>
-              <w:t xml:space="preserve">sin minimo fijo</w:t>
+              <w:t xml:space="preserve">sin mínimo fijo</w:t>
             </w:r>
           </w:p>
         </w:tc>
@@ -7240,7 +7240,7 @@
                 <w:sz w:val="21"/>
                 <w:szCs w:val="21"/>
               </w:rPr>
-              <w:t xml:space="preserve">Empezas a</w:t>
+              <w:t xml:space="preserve">Empezás a</w:t>
             </w:r>
           </w:p>
           <w:p>
@@ -7425,7 +7425,7 @@
         <w:sz w:val="17"/>
         <w:szCs w:val="17"/>
       </w:rPr>
-      <w:t xml:space="preserve">sanou.com.ar   |   11 3175-1517   |   sanou.argentina@gmail.com   |   Pag. </w:t>
+      <w:t xml:space="preserve">sanou.com.ar   |   11 3175-1517   |   sanou.argentina@gmail.com   |   Pág. </w:t>
     </w:r>
     <w:r>
       <w:rPr>
